--- a/Cover_Letters/Shinoy_ATG_Europe_E2E_Performance_Engineer_Cover_Letter.docx
+++ b/Cover_Letters/Shinoy_ATG_Europe_E2E_Performance_Engineer_Cover_Letter.docx
@@ -14,7 +14,7 @@
     </w:p>
     <w:p>
       <w:r>
-        <w:t>September 01, 2026</w:t>
+        <w:t>September 23, 2026</w:t>
       </w:r>
     </w:p>
     <w:p>
@@ -35,12 +35,12 @@
     </w:p>
     <w:p>
       <w:r>
-        <w:t>Your opening for an E2E Performance Engineer caught my attention because it matches my background in Linux environments, Python scripting, and Docker containerization. In my recent roles, I have spent a lot of time working from the command line, connecting to remote servers via SSH, managing file transfers, and reviewing logs to catch issues early. I am comfortable troubleshooting build errors and keeping test environments stable.</w:t>
+        <w:t>Your opening for an E2E Performance Engineer caught my attention because it involves working directly in remote Linux environments and supporting software verification activities. Throughout my career, I have spent a lot of time working on the command line, reviewing server logs, and handling environment setups using tools like Docker and Python. I have also used Gemini Code Assist to streamline script generation and deployment tasks.</w:t>
       </w:r>
     </w:p>
     <w:p>
       <w:r>
-        <w:t>I have spent over eight years working on software verification and automation for complex systems. Bringing my background in test operations and script execution to the Directorate of Earth Observation Programmes would allow me to support your mission performance goals effectively.</w:t>
+        <w:t>I am comfortable collaborating with engineering teams, tracking technical requirements, and making sure software components integrate smoothly before release.</w:t>
       </w:r>
     </w:p>
     <w:p>

--- a/Cover_Letters/Shinoy_ATG_Europe_E2E_Performance_Engineer_Cover_Letter.docx
+++ b/Cover_Letters/Shinoy_ATG_Europe_E2E_Performance_Engineer_Cover_Letter.docx
@@ -14,7 +14,7 @@
     </w:p>
     <w:p>
       <w:r>
-        <w:t>September 23, 2026</w:t>
+        <w:t>October 15, 2026</w:t>
       </w:r>
     </w:p>
     <w:p>
@@ -35,12 +35,12 @@
     </w:p>
     <w:p>
       <w:r>
-        <w:t>Your opening for an E2E Performance Engineer caught my attention because it involves working directly in remote Linux environments and supporting software verification activities. Throughout my career, I have spent a lot of time working on the command line, reviewing server logs, and handling environment setups using tools like Docker and Python. I have also used Gemini Code Assist to streamline script generation and deployment tasks.</w:t>
+        <w:t>Your opening for an E2E Performance Engineer caught my attention because it involves working directly in remote Linux environments and supporting software test activities. Throughout my career, I have spent a lot of time working with Linux servers, writing scripts, and managing deployments. I am comfortable using the command line to check logs, transfer files, and handle basic server configurations.</w:t>
       </w:r>
     </w:p>
     <w:p>
       <w:r>
-        <w:t>I am comfortable collaborating with engineering teams, tracking technical requirements, and making sure software components integrate smoothly before release.</w:t>
+        <w:t>I also bring solid experience with Python and test framework execution, which fits well with your need to review software components and run simulations. I am used to coordinating with systems engineering teams to verify requirements and track deployment status.</w:t>
       </w:r>
     </w:p>
     <w:p>
